--- a/docs/CSS Micomi questions.docx
+++ b/docs/CSS Micomi questions.docx
@@ -1332,15 +1332,7 @@
             </w:r>
             <w:proofErr w:type="spellEnd"/>
             <w:r>
-              <w:t xml:space="preserve">="stylesheet": Tells browser </w:t>
-            </w:r>
-            <w:proofErr w:type="gramStart"/>
-            <w:r>
-              <w:t>it's</w:t>
-            </w:r>
-            <w:proofErr w:type="gramEnd"/>
-            <w:r>
-              <w:t xml:space="preserve"> a style sheet.</w:t>
+              <w:t>="stylesheet": Tells browser it's a style sheet.</w:t>
             </w:r>
           </w:p>
           <w:p>
@@ -18785,7 +18777,10 @@
           </w:tcPr>
           <w:p>
             <w:r>
-              <w:t>Level 6</w:t>
+              <w:t xml:space="preserve">Level </w:t>
+            </w:r>
+            <w:r>
+              <w:t>5</w:t>
             </w:r>
             <w:r>
               <w:t>: CSS Colors and Backgrounds</w:t>
@@ -21022,6 +21017,7 @@
           </w:tcPr>
           <w:p>
             <w:r>
+              <w:lastRenderedPageBreak/>
               <w:t>&lt;!DOCTYPE html&gt;</w:t>
             </w:r>
           </w:p>
@@ -21089,15 +21085,7 @@
           </w:tcPr>
           <w:p>
             <w:r>
-              <w:t xml:space="preserve">/* Fix the background sky so it </w:t>
-            </w:r>
-            <w:proofErr w:type="gramStart"/>
-            <w:r>
-              <w:t>doesn't</w:t>
-            </w:r>
-            <w:proofErr w:type="gramEnd"/>
-            <w:r>
-              <w:t xml:space="preserve"> scroll */</w:t>
+              <w:t>/* Fix the background sky so it doesn't scroll */</w:t>
             </w:r>
           </w:p>
           <w:p>
@@ -21222,7 +21210,10 @@
           <w:p>
             <w:r>
               <w:lastRenderedPageBreak/>
-              <w:t>Level 7:</w:t>
+              <w:t xml:space="preserve">Level </w:t>
+            </w:r>
+            <w:r>
+              <w:t xml:space="preserve">6: </w:t>
             </w:r>
             <w:r>
               <w:t xml:space="preserve"> </w:t>
@@ -22052,6 +22043,7 @@
           </w:tcPr>
           <w:p>
             <w:r>
+              <w:lastRenderedPageBreak/>
               <w:t>&lt;!DOCTYPE html&gt;</w:t>
             </w:r>
           </w:p>
@@ -24369,7 +24361,13 @@
           <w:p>
             <w:r>
               <w:lastRenderedPageBreak/>
-              <w:t>Level 8: Images and Links</w:t>
+              <w:t xml:space="preserve">Level </w:t>
+            </w:r>
+            <w:r>
+              <w:t>7</w:t>
+            </w:r>
+            <w:r>
+              <w:t>: Images and Links</w:t>
             </w:r>
           </w:p>
         </w:tc>
@@ -25495,10 +25493,7 @@
           </w:p>
           <w:p>
             <w:r>
-              <w:t xml:space="preserve">    </w:t>
-            </w:r>
-            <w:r>
-              <w:t>____ __</w:t>
+              <w:t xml:space="preserve">    ____ __</w:t>
             </w:r>
           </w:p>
           <w:p>
@@ -25712,15 +25707,7 @@
             </w:r>
             <w:proofErr w:type="spellEnd"/>
             <w:r>
-              <w:t xml:space="preserve"> </w:t>
-            </w:r>
-            <w:proofErr w:type="spellStart"/>
-            <w:r>
-              <w:t>src</w:t>
-            </w:r>
-            <w:proofErr w:type="spellEnd"/>
-            <w:r>
-              <w:t>="art.jpg" class="gallery-item" alt="Art"&gt;</w:t>
+              <w:t xml:space="preserve"> src="art.jpg" class="gallery-item" alt="Art"&gt;</w:t>
             </w:r>
           </w:p>
           <w:p>
@@ -25907,10 +25894,7 @@
           </w:p>
           <w:p>
             <w:r>
-              <w:t xml:space="preserve">    </w:t>
-            </w:r>
-            <w:r>
-              <w:t>__ ____</w:t>
+              <w:t xml:space="preserve">    __ ____</w:t>
             </w:r>
           </w:p>
           <w:p>
@@ -26298,10 +26282,7 @@
           </w:p>
           <w:p>
             <w:r>
-              <w:t xml:space="preserve">   </w:t>
-            </w:r>
-            <w:r>
-              <w:t xml:space="preserve"> ____ __</w:t>
+              <w:t xml:space="preserve">    ____ __</w:t>
             </w:r>
           </w:p>
           <w:p>
@@ -26636,10 +26617,7 @@
           </w:p>
           <w:p>
             <w:r>
-              <w:t xml:space="preserve">    </w:t>
-            </w:r>
-            <w:r>
-              <w:t>__ ____</w:t>
+              <w:t xml:space="preserve">    __ ____</w:t>
             </w:r>
           </w:p>
           <w:p>
@@ -26751,13 +26729,8 @@
           </w:p>
           <w:p/>
           <w:p>
-            <w:proofErr w:type="gramStart"/>
-            <w:r>
-              <w:t>Don't</w:t>
-            </w:r>
-            <w:proofErr w:type="gramEnd"/>
-            <w:r>
-              <w:t xml:space="preserve"> let colors snap instantly! Use a transition.</w:t>
+            <w:r>
+              <w:t>Don't let colors snap instantly! Use a transition.</w:t>
             </w:r>
           </w:p>
           <w:p/>
@@ -27083,10 +27056,7 @@
           </w:p>
           <w:p>
             <w:r>
-              <w:t xml:space="preserve">    </w:t>
-            </w:r>
-            <w:r>
-              <w:t>__ _____</w:t>
+              <w:t xml:space="preserve">    __ _____</w:t>
             </w:r>
           </w:p>
           <w:p>
@@ -27473,10 +27443,7 @@
           </w:p>
           <w:p>
             <w:r>
-              <w:t xml:space="preserve">    </w:t>
-            </w:r>
-            <w:r>
-              <w:t>____ _ _ _ __</w:t>
+              <w:t xml:space="preserve">    ____ _ _ _ __</w:t>
             </w:r>
           </w:p>
           <w:p>
@@ -27937,43 +27904,72 @@
           </w:p>
           <w:p>
             <w:r>
-              <w:t xml:space="preserve">    _</w:t>
+              <w:t xml:space="preserve">    ___</w:t>
             </w:r>
             <w:r>
               <w:t>_</w:t>
             </w:r>
             <w:r>
+              <w:t xml:space="preserve"> _</w:t>
+            </w:r>
+            <w:r>
+              <w:t xml:space="preserve"> </w:t>
+            </w:r>
+            <w:r>
               <w:t>_</w:t>
             </w:r>
-            <w:r>
-              <w:t>_</w:t>
+          </w:p>
+          <w:p>
+            <w:r>
+              <w:t xml:space="preserve">    padding: _</w:t>
             </w:r>
             <w:r>
               <w:t xml:space="preserve"> _</w:t>
             </w:r>
             <w:r>
-              <w:t xml:space="preserve"> </w:t>
-            </w:r>
-            <w:r>
-              <w:t>_</w:t>
-            </w:r>
-          </w:p>
-          <w:p>
-            <w:r>
-              <w:t xml:space="preserve">    padding: _</w:t>
-            </w:r>
-            <w:r>
-              <w:t xml:space="preserve"> _</w:t>
-            </w:r>
-            <w:r>
               <w:t>;</w:t>
             </w:r>
           </w:p>
           <w:p>
+            <w:pPr>
+              <w:rPr>
+                <w:b/>
+                <w:bCs/>
+              </w:rPr>
+            </w:pPr>
             <w:r>
               <w:t>}</w:t>
             </w:r>
-          </w:p>
+            <w:r>
+              <w:rPr>
+                <w:b/>
+                <w:bCs/>
+              </w:rPr>
+              <w:t xml:space="preserve"> The </w:t>
+            </w:r>
+            <w:proofErr w:type="gramStart"/>
+            <w:r>
+              <w:rPr>
+                <w:b/>
+                <w:bCs/>
+              </w:rPr>
+              <w:t>Top Secret</w:t>
+            </w:r>
+            <w:proofErr w:type="gramEnd"/>
+            <w:r>
+              <w:rPr>
+                <w:b/>
+                <w:bCs/>
+              </w:rPr>
+              <w:t xml:space="preserve"> Spy Agency (Highly Recommended)</w:t>
+            </w:r>
+          </w:p>
+          <w:p>
+            <w:r>
+              <w:t>Espionage is the perfect metaphor for hiding information and broadcasting rules across different levels of security.</w:t>
+            </w:r>
+          </w:p>
+          <w:p/>
         </w:tc>
         <w:tc>
           <w:tcPr>
@@ -28141,7 +28137,13 @@
           <w:p>
             <w:r>
               <w:lastRenderedPageBreak/>
-              <w:t>Level 9: CSS Tables</w:t>
+              <w:t xml:space="preserve">Level </w:t>
+            </w:r>
+            <w:r>
+              <w:t>8</w:t>
+            </w:r>
+            <w:r>
+              <w:t>: CSS Tables</w:t>
             </w:r>
           </w:p>
         </w:tc>
@@ -28562,10 +28564,7 @@
           </w:p>
           <w:p>
             <w:r>
-              <w:t xml:space="preserve">    </w:t>
-            </w:r>
-            <w:r>
-              <w:t>____ __</w:t>
+              <w:t xml:space="preserve">    ____ __</w:t>
             </w:r>
           </w:p>
           <w:p>
@@ -28960,10 +28959,7 @@
           </w:p>
           <w:p>
             <w:r>
-              <w:t xml:space="preserve">    </w:t>
-            </w:r>
-            <w:r>
-              <w:t>____ _;</w:t>
+              <w:t xml:space="preserve">    ____ _;</w:t>
             </w:r>
           </w:p>
           <w:p>
@@ -29420,10 +29416,7 @@
             </w:r>
             <w:proofErr w:type="gramEnd"/>
             <w:r>
-              <w:t>_)</w:t>
-            </w:r>
-            <w:r>
-              <w:t xml:space="preserve"> {</w:t>
+              <w:t>_) {</w:t>
             </w:r>
           </w:p>
           <w:p>
@@ -29443,10 +29436,7 @@
           </w:p>
           <w:p>
             <w:r>
-              <w:t xml:space="preserve">    </w:t>
-            </w:r>
-            <w:r>
-              <w:t>___: _;</w:t>
+              <w:t xml:space="preserve">    ___: _;</w:t>
             </w:r>
           </w:p>
           <w:p>
@@ -29861,18 +29851,13 @@
           </w:p>
           <w:p>
             <w:r>
-              <w:t>}</w:t>
-            </w:r>
-            <w:r>
-              <w:t xml:space="preserve"> </w:t>
+              <w:t xml:space="preserve">} </w:t>
             </w:r>
             <w:r>
               <w:br/>
             </w:r>
             <w:r>
               <w:br/>
-            </w:r>
-            <w:r>
               <w:t>/* Center content horizontally */</w:t>
             </w:r>
           </w:p>
@@ -30074,15 +30059,7 @@
             </w:r>
             <w:proofErr w:type="spellEnd"/>
             <w:r>
-              <w:t>&gt;Task ID&lt;/</w:t>
-            </w:r>
-            <w:proofErr w:type="spellStart"/>
-            <w:r>
-              <w:t>th</w:t>
-            </w:r>
-            <w:proofErr w:type="spellEnd"/>
-            <w:r>
-              <w:t>&gt;</w:t>
+              <w:t>&gt;Task ID&lt;/th&gt;</w:t>
             </w:r>
           </w:p>
           <w:p>
@@ -30328,10 +30305,7 @@
           </w:p>
           <w:p>
             <w:r>
-              <w:t xml:space="preserve">   </w:t>
-            </w:r>
-            <w:r>
-              <w:t xml:space="preserve"> ____ __</w:t>
+              <w:t xml:space="preserve">    ____ __</w:t>
             </w:r>
           </w:p>
           <w:p>
@@ -30834,10 +30808,7 @@
           </w:p>
           <w:p>
             <w:r>
-              <w:t xml:space="preserve">    </w:t>
-            </w:r>
-            <w:r>
-              <w:t>____ _;</w:t>
+              <w:t xml:space="preserve">    ____ _;</w:t>
             </w:r>
           </w:p>
           <w:p>
@@ -30873,16 +30844,7 @@
           </w:p>
           <w:p>
             <w:r>
-              <w:t xml:space="preserve">  </w:t>
-            </w:r>
-            <w:r>
-              <w:t>“</w:t>
-            </w:r>
-            <w:r>
-              <w:t>"100%"</w:t>
-            </w:r>
-            <w:r>
-              <w:t>,</w:t>
+              <w:t xml:space="preserve">  “"100%",</w:t>
             </w:r>
           </w:p>
           <w:p>
@@ -31087,7 +31049,12 @@
             </w:r>
             <w:proofErr w:type="spellEnd"/>
             <w:r>
-              <w:t>&gt;Part ID&lt;/</w:t>
+              <w:t>&gt;Part ID&lt;/th&gt;</w:t>
+            </w:r>
+          </w:p>
+          <w:p>
+            <w:r>
+              <w:t xml:space="preserve">                    &lt;</w:t>
             </w:r>
             <w:proofErr w:type="spellStart"/>
             <w:r>
@@ -31095,6 +31062,14 @@
             </w:r>
             <w:proofErr w:type="spellEnd"/>
             <w:r>
+              <w:t>&gt;Component Name&lt;/</w:t>
+            </w:r>
+            <w:proofErr w:type="spellStart"/>
+            <w:r>
+              <w:t>th</w:t>
+            </w:r>
+            <w:proofErr w:type="spellEnd"/>
+            <w:r>
               <w:t>&gt;</w:t>
             </w:r>
           </w:p>
@@ -31108,7 +31083,7 @@
             </w:r>
             <w:proofErr w:type="spellEnd"/>
             <w:r>
-              <w:t>&gt;Component Name&lt;/</w:t>
+              <w:t>&gt;Category&lt;/</w:t>
             </w:r>
             <w:proofErr w:type="spellStart"/>
             <w:r>
@@ -31129,7 +31104,7 @@
             </w:r>
             <w:proofErr w:type="spellEnd"/>
             <w:r>
-              <w:t>&gt;Category&lt;/</w:t>
+              <w:t>&gt;Specification&lt;/</w:t>
             </w:r>
             <w:proofErr w:type="spellStart"/>
             <w:r>
@@ -31150,7 +31125,12 @@
             </w:r>
             <w:proofErr w:type="spellEnd"/>
             <w:r>
-              <w:t>&gt;Specification&lt;/</w:t>
+              <w:t>&gt;Stock Lvl&lt;/th&gt;</w:t>
+            </w:r>
+          </w:p>
+          <w:p>
+            <w:r>
+              <w:t xml:space="preserve">                    &lt;</w:t>
             </w:r>
             <w:proofErr w:type="spellStart"/>
             <w:r>
@@ -31158,6 +31138,27 @@
             </w:r>
             <w:proofErr w:type="spellEnd"/>
             <w:r>
+              <w:t>&gt;Unit Price&lt;/th&gt;</w:t>
+            </w:r>
+          </w:p>
+          <w:p>
+            <w:r>
+              <w:t xml:space="preserve">                    &lt;</w:t>
+            </w:r>
+            <w:proofErr w:type="spellStart"/>
+            <w:r>
+              <w:t>th</w:t>
+            </w:r>
+            <w:proofErr w:type="spellEnd"/>
+            <w:r>
+              <w:t>&gt;Warehouse Loc&lt;/</w:t>
+            </w:r>
+            <w:proofErr w:type="spellStart"/>
+            <w:r>
+              <w:t>th</w:t>
+            </w:r>
+            <w:proofErr w:type="spellEnd"/>
+            <w:r>
               <w:t>&gt;</w:t>
             </w:r>
           </w:p>
@@ -31171,86 +31172,7 @@
             </w:r>
             <w:proofErr w:type="spellEnd"/>
             <w:r>
-              <w:t xml:space="preserve">&gt;Stock </w:t>
-            </w:r>
-            <w:proofErr w:type="spellStart"/>
-            <w:r>
-              <w:t>Lvl</w:t>
-            </w:r>
-            <w:proofErr w:type="spellEnd"/>
-            <w:r>
-              <w:t>&lt;/</w:t>
-            </w:r>
-            <w:proofErr w:type="spellStart"/>
-            <w:r>
-              <w:t>th</w:t>
-            </w:r>
-            <w:proofErr w:type="spellEnd"/>
-            <w:r>
-              <w:t>&gt;</w:t>
-            </w:r>
-          </w:p>
-          <w:p>
-            <w:r>
-              <w:t xml:space="preserve">                    &lt;</w:t>
-            </w:r>
-            <w:proofErr w:type="spellStart"/>
-            <w:r>
-              <w:t>th</w:t>
-            </w:r>
-            <w:proofErr w:type="spellEnd"/>
-            <w:r>
-              <w:t>&gt;Unit Price&lt;/</w:t>
-            </w:r>
-            <w:proofErr w:type="spellStart"/>
-            <w:r>
-              <w:t>th</w:t>
-            </w:r>
-            <w:proofErr w:type="spellEnd"/>
-            <w:r>
-              <w:t>&gt;</w:t>
-            </w:r>
-          </w:p>
-          <w:p>
-            <w:r>
-              <w:t xml:space="preserve">                    &lt;</w:t>
-            </w:r>
-            <w:proofErr w:type="spellStart"/>
-            <w:r>
-              <w:t>th</w:t>
-            </w:r>
-            <w:proofErr w:type="spellEnd"/>
-            <w:r>
-              <w:t>&gt;Warehouse Loc&lt;/</w:t>
-            </w:r>
-            <w:proofErr w:type="spellStart"/>
-            <w:r>
-              <w:t>th</w:t>
-            </w:r>
-            <w:proofErr w:type="spellEnd"/>
-            <w:r>
-              <w:t>&gt;</w:t>
-            </w:r>
-          </w:p>
-          <w:p>
-            <w:r>
-              <w:t xml:space="preserve">                    &lt;</w:t>
-            </w:r>
-            <w:proofErr w:type="spellStart"/>
-            <w:r>
-              <w:t>th</w:t>
-            </w:r>
-            <w:proofErr w:type="spellEnd"/>
-            <w:r>
-              <w:t>&gt;Last Audit&lt;/</w:t>
-            </w:r>
-            <w:proofErr w:type="spellStart"/>
-            <w:r>
-              <w:t>th</w:t>
-            </w:r>
-            <w:proofErr w:type="spellEnd"/>
-            <w:r>
-              <w:t>&gt;</w:t>
+              <w:t>&gt;Last Audit&lt;/th&gt;</w:t>
             </w:r>
           </w:p>
           <w:p>
@@ -31661,18 +31583,12 @@
           </w:p>
           <w:p>
             <w:r>
-              <w:t xml:space="preserve">    </w:t>
-            </w:r>
-            <w:r>
-              <w:t>_: _;</w:t>
-            </w:r>
-          </w:p>
-          <w:p>
-            <w:r>
-              <w:t xml:space="preserve">    </w:t>
-            </w:r>
-            <w:r>
-              <w:t>____ __</w:t>
+              <w:t xml:space="preserve">    _: _;</w:t>
+            </w:r>
+          </w:p>
+          <w:p>
+            <w:r>
+              <w:t xml:space="preserve">    ____ __</w:t>
             </w:r>
           </w:p>
           <w:p>
@@ -32202,10 +32118,7 @@
           </w:p>
           <w:p>
             <w:r>
-              <w:t xml:space="preserve">    </w:t>
-            </w:r>
-            <w:r>
-              <w:t>____ __</w:t>
+              <w:t xml:space="preserve">    ____ __</w:t>
             </w:r>
           </w:p>
           <w:p>
@@ -32354,6 +32267,7 @@
             <w:gridSpan w:val="2"/>
           </w:tcPr>
           <w:p>
+            <w:bookmarkStart w:id="0" w:name="_Hlk229065067"/>
             <w:r>
               <w:lastRenderedPageBreak/>
               <w:t>&lt;!DOCTYPE html&gt;</w:t>
@@ -32679,10 +32593,7 @@
           </w:p>
           <w:p>
             <w:r>
-              <w:t xml:space="preserve">    </w:t>
-            </w:r>
-            <w:r>
-              <w:t>____ __</w:t>
+              <w:t xml:space="preserve">    ____ __</w:t>
             </w:r>
           </w:p>
           <w:p>
@@ -32787,6 +32698,7 @@
           </w:p>
         </w:tc>
       </w:tr>
+      <w:bookmarkEnd w:id="0"/>
       <w:tr>
         <w:tc>
           <w:tcPr>
